--- a/data/uploads/novel_617058.docx
+++ b/data/uploads/novel_617058.docx
@@ -29,16 +29,6 @@
     </w:p>
     <w:p>
       <w:pPr>
-        <w:pStyle w:val="4"/>
-        <w:pageBreakBefore/>
-        <w:jc w:val="center"/>
-      </w:pPr>
-      <w:r>
-        <w:t>第一卷 双星初燃</w:t>
-      </w:r>
-    </w:p>
-    <w:p>
-      <w:pPr>
         <w:pStyle w:val="5"/>
         <w:pageBreakBefore w:val="0"/>
         <w:jc w:val="center"/>
@@ -48,6 +38,8 @@
       </w:r>
     </w:p>
     <w:p>
+      <w:bookmarkStart w:id="0" w:name="_GoBack"/>
+      <w:bookmarkEnd w:id="0"/>
       <w:r>
         <w:br w:type="textWrapping"/>
       </w:r>
@@ -1567,12 +1559,7 @@
         <w:br w:type="textWrapping"/>
       </w:r>
       <w:r>
-        <w:t>他瞬间明悟：信仰带来的神性，天然带着“秩序”、“净化”的</w:t>
-      </w:r>
-      <w:bookmarkStart w:id="0" w:name="_GoBack"/>
-      <w:bookmarkEnd w:id="0"/>
-      <w:r>
-        <w:t>属性，对代表“混乱”、“侵蚀”的魔性有着本能的压制。若神性持续强于魔性，这种压制会越来越强，直到魔性被彻底净化或湮灭。</w:t>
+        <w:t>他瞬间明悟：信仰带来的神性，天然带着“秩序”、“净化”的属性，对代表“混乱”、“侵蚀”的魔性有着本能的压制。若神性持续强于魔性，这种压制会越来越强，直到魔性被彻底净化或湮灭。</w:t>
       </w:r>
       <w:r>
         <w:br w:type="textWrapping"/>
@@ -1944,8 +1931,8 @@
     <w:lsdException w:uiPriority="99" w:name="Normal Indent"/>
     <w:lsdException w:uiPriority="99" w:name="footnote text"/>
     <w:lsdException w:uiPriority="99" w:name="annotation text"/>
-    <w:lsdException w:uiPriority="99" w:semiHidden="0" w:name="header"/>
-    <w:lsdException w:uiPriority="99" w:semiHidden="0" w:name="footer"/>
+    <w:lsdException w:qFormat="1" w:uiPriority="99" w:semiHidden="0" w:name="header"/>
+    <w:lsdException w:qFormat="1" w:uiPriority="99" w:semiHidden="0" w:name="footer"/>
     <w:lsdException w:uiPriority="99" w:name="index heading"/>
     <w:lsdException w:qFormat="1" w:uiPriority="35" w:name="caption"/>
     <w:lsdException w:uiPriority="99" w:name="table of figures"/>
@@ -1960,19 +1947,19 @@
     <w:lsdException w:uiPriority="99" w:name="table of authorities"/>
     <w:lsdException w:uiPriority="99" w:semiHidden="0" w:name="macro"/>
     <w:lsdException w:uiPriority="99" w:name="toa heading"/>
-    <w:lsdException w:uiPriority="99" w:semiHidden="0" w:name="List"/>
+    <w:lsdException w:qFormat="1" w:uiPriority="99" w:semiHidden="0" w:name="List"/>
     <w:lsdException w:uiPriority="99" w:semiHidden="0" w:name="List Bullet"/>
-    <w:lsdException w:uiPriority="99" w:semiHidden="0" w:name="List Number"/>
-    <w:lsdException w:uiPriority="99" w:semiHidden="0" w:name="List 2"/>
+    <w:lsdException w:qFormat="1" w:uiPriority="99" w:semiHidden="0" w:name="List Number"/>
+    <w:lsdException w:qFormat="1" w:uiPriority="99" w:semiHidden="0" w:name="List 2"/>
     <w:lsdException w:uiPriority="99" w:semiHidden="0" w:name="List 3"/>
     <w:lsdException w:uiPriority="99" w:name="List 4"/>
     <w:lsdException w:uiPriority="99" w:name="List 5"/>
-    <w:lsdException w:uiPriority="99" w:semiHidden="0" w:name="List Bullet 2"/>
-    <w:lsdException w:uiPriority="99" w:semiHidden="0" w:name="List Bullet 3"/>
+    <w:lsdException w:qFormat="1" w:uiPriority="99" w:semiHidden="0" w:name="List Bullet 2"/>
+    <w:lsdException w:qFormat="1" w:uiPriority="99" w:semiHidden="0" w:name="List Bullet 3"/>
     <w:lsdException w:uiPriority="99" w:name="List Bullet 4"/>
     <w:lsdException w:uiPriority="99" w:name="List Bullet 5"/>
     <w:lsdException w:qFormat="1" w:uiPriority="99" w:semiHidden="0" w:name="List Number 2"/>
-    <w:lsdException w:uiPriority="99" w:semiHidden="0" w:name="List Number 3"/>
+    <w:lsdException w:qFormat="1" w:uiPriority="99" w:semiHidden="0" w:name="List Number 3"/>
     <w:lsdException w:uiPriority="99" w:name="List Number 4"/>
     <w:lsdException w:uiPriority="99" w:name="List Number 5"/>
     <w:lsdException w:qFormat="1" w:unhideWhenUsed="0" w:uiPriority="10" w:semiHidden="0" w:name="Title"/>
@@ -1981,9 +1968,9 @@
     <w:lsdException w:qFormat="1" w:uiPriority="1" w:name="Default Paragraph Font"/>
     <w:lsdException w:qFormat="1" w:uiPriority="99" w:semiHidden="0" w:name="Body Text"/>
     <w:lsdException w:uiPriority="99" w:name="Body Text Indent"/>
-    <w:lsdException w:uiPriority="99" w:semiHidden="0" w:name="List Continue"/>
-    <w:lsdException w:uiPriority="99" w:semiHidden="0" w:name="List Continue 2"/>
-    <w:lsdException w:uiPriority="99" w:semiHidden="0" w:name="List Continue 3"/>
+    <w:lsdException w:qFormat="1" w:uiPriority="99" w:semiHidden="0" w:name="List Continue"/>
+    <w:lsdException w:qFormat="1" w:uiPriority="99" w:semiHidden="0" w:name="List Continue 2"/>
+    <w:lsdException w:qFormat="1" w:uiPriority="99" w:semiHidden="0" w:name="List Continue 3"/>
     <w:lsdException w:uiPriority="99" w:name="List Continue 4"/>
     <w:lsdException w:uiPriority="99" w:name="List Continue 5"/>
     <w:lsdException w:uiPriority="99" w:name="Message Header"/>
@@ -1993,7 +1980,7 @@
     <w:lsdException w:uiPriority="99" w:name="Body Text First Indent"/>
     <w:lsdException w:uiPriority="99" w:name="Body Text First Indent 2"/>
     <w:lsdException w:uiPriority="99" w:name="Note Heading"/>
-    <w:lsdException w:uiPriority="99" w:semiHidden="0" w:name="Body Text 2"/>
+    <w:lsdException w:qFormat="1" w:uiPriority="99" w:semiHidden="0" w:name="Body Text 2"/>
     <w:lsdException w:uiPriority="99" w:semiHidden="0" w:name="Body Text 3"/>
     <w:lsdException w:uiPriority="99" w:name="Body Text Indent 2"/>
     <w:lsdException w:uiPriority="99" w:name="Body Text Indent 3"/>
@@ -2061,25 +2048,25 @@
     <w:lsdException w:uiPriority="99" w:name="Table Web 2"/>
     <w:lsdException w:uiPriority="99" w:name="Table Web 3"/>
     <w:lsdException w:uiPriority="99" w:name="Balloon Text"/>
-    <w:lsdException w:unhideWhenUsed="0" w:uiPriority="59" w:semiHidden="0" w:name="Table Grid"/>
+    <w:lsdException w:qFormat="1" w:unhideWhenUsed="0" w:uiPriority="59" w:semiHidden="0" w:name="Table Grid"/>
     <w:lsdException w:uiPriority="99" w:name="Table Theme"/>
     <w:lsdException w:qFormat="1" w:unhideWhenUsed="0" w:uiPriority="1" w:semiHidden="0" w:name="No Spacing"/>
-    <w:lsdException w:unhideWhenUsed="0" w:uiPriority="60" w:semiHidden="0" w:name="Light Shading"/>
-    <w:lsdException w:unhideWhenUsed="0" w:uiPriority="61" w:semiHidden="0" w:name="Light List"/>
+    <w:lsdException w:qFormat="1" w:unhideWhenUsed="0" w:uiPriority="60" w:semiHidden="0" w:name="Light Shading"/>
+    <w:lsdException w:qFormat="1" w:unhideWhenUsed="0" w:uiPriority="61" w:semiHidden="0" w:name="Light List"/>
     <w:lsdException w:unhideWhenUsed="0" w:uiPriority="62" w:semiHidden="0" w:name="Light Grid"/>
     <w:lsdException w:unhideWhenUsed="0" w:uiPriority="63" w:semiHidden="0" w:name="Medium Shading 1"/>
     <w:lsdException w:unhideWhenUsed="0" w:uiPriority="64" w:semiHidden="0" w:name="Medium Shading 2"/>
     <w:lsdException w:unhideWhenUsed="0" w:uiPriority="65" w:semiHidden="0" w:name="Medium List 1"/>
-    <w:lsdException w:unhideWhenUsed="0" w:uiPriority="66" w:semiHidden="0" w:name="Medium List 2"/>
-    <w:lsdException w:unhideWhenUsed="0" w:uiPriority="67" w:semiHidden="0" w:name="Medium Grid 1"/>
-    <w:lsdException w:unhideWhenUsed="0" w:uiPriority="68" w:semiHidden="0" w:name="Medium Grid 2"/>
-    <w:lsdException w:unhideWhenUsed="0" w:uiPriority="69" w:semiHidden="0" w:name="Medium Grid 3"/>
+    <w:lsdException w:qFormat="1" w:unhideWhenUsed="0" w:uiPriority="66" w:semiHidden="0" w:name="Medium List 2"/>
+    <w:lsdException w:qFormat="1" w:unhideWhenUsed="0" w:uiPriority="67" w:semiHidden="0" w:name="Medium Grid 1"/>
+    <w:lsdException w:qFormat="1" w:unhideWhenUsed="0" w:uiPriority="68" w:semiHidden="0" w:name="Medium Grid 2"/>
+    <w:lsdException w:qFormat="1" w:unhideWhenUsed="0" w:uiPriority="69" w:semiHidden="0" w:name="Medium Grid 3"/>
     <w:lsdException w:unhideWhenUsed="0" w:uiPriority="70" w:semiHidden="0" w:name="Dark List"/>
     <w:lsdException w:unhideWhenUsed="0" w:uiPriority="71" w:semiHidden="0" w:name="Colorful Shading"/>
     <w:lsdException w:unhideWhenUsed="0" w:uiPriority="72" w:semiHidden="0" w:name="Colorful List"/>
     <w:lsdException w:unhideWhenUsed="0" w:uiPriority="73" w:semiHidden="0" w:name="Colorful Grid"/>
-    <w:lsdException w:unhideWhenUsed="0" w:uiPriority="60" w:semiHidden="0" w:name="Light Shading Accent 1"/>
-    <w:lsdException w:unhideWhenUsed="0" w:uiPriority="61" w:semiHidden="0" w:name="Light List Accent 1"/>
+    <w:lsdException w:qFormat="1" w:unhideWhenUsed="0" w:uiPriority="60" w:semiHidden="0" w:name="Light Shading Accent 1"/>
+    <w:lsdException w:qFormat="1" w:unhideWhenUsed="0" w:uiPriority="61" w:semiHidden="0" w:name="Light List Accent 1"/>
     <w:lsdException w:unhideWhenUsed="0" w:uiPriority="62" w:semiHidden="0" w:name="Light Grid Accent 1"/>
     <w:lsdException w:unhideWhenUsed="0" w:uiPriority="63" w:semiHidden="0" w:name="Medium Shading 1 Accent 1"/>
     <w:lsdException w:unhideWhenUsed="0" w:uiPriority="64" w:semiHidden="0" w:name="Medium Shading 2 Accent 1"/>
@@ -2087,79 +2074,79 @@
     <w:lsdException w:qFormat="1" w:unhideWhenUsed="0" w:uiPriority="34" w:semiHidden="0" w:name="List Paragraph"/>
     <w:lsdException w:qFormat="1" w:unhideWhenUsed="0" w:uiPriority="29" w:semiHidden="0" w:name="Quote"/>
     <w:lsdException w:qFormat="1" w:unhideWhenUsed="0" w:uiPriority="30" w:semiHidden="0" w:name="Intense Quote"/>
-    <w:lsdException w:unhideWhenUsed="0" w:uiPriority="66" w:semiHidden="0" w:name="Medium List 2 Accent 1"/>
-    <w:lsdException w:unhideWhenUsed="0" w:uiPriority="67" w:semiHidden="0" w:name="Medium Grid 1 Accent 1"/>
-    <w:lsdException w:unhideWhenUsed="0" w:uiPriority="68" w:semiHidden="0" w:name="Medium Grid 2 Accent 1"/>
-    <w:lsdException w:unhideWhenUsed="0" w:uiPriority="69" w:semiHidden="0" w:name="Medium Grid 3 Accent 1"/>
+    <w:lsdException w:qFormat="1" w:unhideWhenUsed="0" w:uiPriority="66" w:semiHidden="0" w:name="Medium List 2 Accent 1"/>
+    <w:lsdException w:qFormat="1" w:unhideWhenUsed="0" w:uiPriority="67" w:semiHidden="0" w:name="Medium Grid 1 Accent 1"/>
+    <w:lsdException w:qFormat="1" w:unhideWhenUsed="0" w:uiPriority="68" w:semiHidden="0" w:name="Medium Grid 2 Accent 1"/>
+    <w:lsdException w:qFormat="1" w:unhideWhenUsed="0" w:uiPriority="69" w:semiHidden="0" w:name="Medium Grid 3 Accent 1"/>
     <w:lsdException w:unhideWhenUsed="0" w:uiPriority="70" w:semiHidden="0" w:name="Dark List Accent 1"/>
     <w:lsdException w:unhideWhenUsed="0" w:uiPriority="71" w:semiHidden="0" w:name="Colorful Shading Accent 1"/>
     <w:lsdException w:unhideWhenUsed="0" w:uiPriority="72" w:semiHidden="0" w:name="Colorful List Accent 1"/>
     <w:lsdException w:unhideWhenUsed="0" w:uiPriority="73" w:semiHidden="0" w:name="Colorful Grid Accent 1"/>
-    <w:lsdException w:unhideWhenUsed="0" w:uiPriority="60" w:semiHidden="0" w:name="Light Shading Accent 2"/>
-    <w:lsdException w:unhideWhenUsed="0" w:uiPriority="61" w:semiHidden="0" w:name="Light List Accent 2"/>
+    <w:lsdException w:qFormat="1" w:unhideWhenUsed="0" w:uiPriority="60" w:semiHidden="0" w:name="Light Shading Accent 2"/>
+    <w:lsdException w:qFormat="1" w:unhideWhenUsed="0" w:uiPriority="61" w:semiHidden="0" w:name="Light List Accent 2"/>
     <w:lsdException w:unhideWhenUsed="0" w:uiPriority="62" w:semiHidden="0" w:name="Light Grid Accent 2"/>
     <w:lsdException w:unhideWhenUsed="0" w:uiPriority="63" w:semiHidden="0" w:name="Medium Shading 1 Accent 2"/>
     <w:lsdException w:unhideWhenUsed="0" w:uiPriority="64" w:semiHidden="0" w:name="Medium Shading 2 Accent 2"/>
     <w:lsdException w:unhideWhenUsed="0" w:uiPriority="65" w:semiHidden="0" w:name="Medium List 1 Accent 2"/>
-    <w:lsdException w:unhideWhenUsed="0" w:uiPriority="66" w:semiHidden="0" w:name="Medium List 2 Accent 2"/>
-    <w:lsdException w:unhideWhenUsed="0" w:uiPriority="67" w:semiHidden="0" w:name="Medium Grid 1 Accent 2"/>
-    <w:lsdException w:unhideWhenUsed="0" w:uiPriority="68" w:semiHidden="0" w:name="Medium Grid 2 Accent 2"/>
+    <w:lsdException w:qFormat="1" w:unhideWhenUsed="0" w:uiPriority="66" w:semiHidden="0" w:name="Medium List 2 Accent 2"/>
+    <w:lsdException w:qFormat="1" w:unhideWhenUsed="0" w:uiPriority="67" w:semiHidden="0" w:name="Medium Grid 1 Accent 2"/>
+    <w:lsdException w:qFormat="1" w:unhideWhenUsed="0" w:uiPriority="68" w:semiHidden="0" w:name="Medium Grid 2 Accent 2"/>
     <w:lsdException w:unhideWhenUsed="0" w:uiPriority="69" w:semiHidden="0" w:name="Medium Grid 3 Accent 2"/>
     <w:lsdException w:unhideWhenUsed="0" w:uiPriority="70" w:semiHidden="0" w:name="Dark List Accent 2"/>
     <w:lsdException w:unhideWhenUsed="0" w:uiPriority="71" w:semiHidden="0" w:name="Colorful Shading Accent 2"/>
     <w:lsdException w:unhideWhenUsed="0" w:uiPriority="72" w:semiHidden="0" w:name="Colorful List Accent 2"/>
     <w:lsdException w:unhideWhenUsed="0" w:uiPriority="73" w:semiHidden="0" w:name="Colorful Grid Accent 2"/>
-    <w:lsdException w:unhideWhenUsed="0" w:uiPriority="60" w:semiHidden="0" w:name="Light Shading Accent 3"/>
-    <w:lsdException w:unhideWhenUsed="0" w:uiPriority="61" w:semiHidden="0" w:name="Light List Accent 3"/>
+    <w:lsdException w:qFormat="1" w:unhideWhenUsed="0" w:uiPriority="60" w:semiHidden="0" w:name="Light Shading Accent 3"/>
+    <w:lsdException w:qFormat="1" w:unhideWhenUsed="0" w:uiPriority="61" w:semiHidden="0" w:name="Light List Accent 3"/>
     <w:lsdException w:unhideWhenUsed="0" w:uiPriority="62" w:semiHidden="0" w:name="Light Grid Accent 3"/>
     <w:lsdException w:unhideWhenUsed="0" w:uiPriority="63" w:semiHidden="0" w:name="Medium Shading 1 Accent 3"/>
     <w:lsdException w:unhideWhenUsed="0" w:uiPriority="64" w:semiHidden="0" w:name="Medium Shading 2 Accent 3"/>
     <w:lsdException w:unhideWhenUsed="0" w:uiPriority="65" w:semiHidden="0" w:name="Medium List 1 Accent 3"/>
-    <w:lsdException w:unhideWhenUsed="0" w:uiPriority="66" w:semiHidden="0" w:name="Medium List 2 Accent 3"/>
-    <w:lsdException w:unhideWhenUsed="0" w:uiPriority="67" w:semiHidden="0" w:name="Medium Grid 1 Accent 3"/>
+    <w:lsdException w:qFormat="1" w:unhideWhenUsed="0" w:uiPriority="66" w:semiHidden="0" w:name="Medium List 2 Accent 3"/>
+    <w:lsdException w:qFormat="1" w:unhideWhenUsed="0" w:uiPriority="67" w:semiHidden="0" w:name="Medium Grid 1 Accent 3"/>
     <w:lsdException w:unhideWhenUsed="0" w:uiPriority="68" w:semiHidden="0" w:name="Medium Grid 2 Accent 3"/>
     <w:lsdException w:unhideWhenUsed="0" w:uiPriority="69" w:semiHidden="0" w:name="Medium Grid 3 Accent 3"/>
     <w:lsdException w:unhideWhenUsed="0" w:uiPriority="70" w:semiHidden="0" w:name="Dark List Accent 3"/>
     <w:lsdException w:unhideWhenUsed="0" w:uiPriority="71" w:semiHidden="0" w:name="Colorful Shading Accent 3"/>
     <w:lsdException w:unhideWhenUsed="0" w:uiPriority="72" w:semiHidden="0" w:name="Colorful List Accent 3"/>
     <w:lsdException w:unhideWhenUsed="0" w:uiPriority="73" w:semiHidden="0" w:name="Colorful Grid Accent 3"/>
-    <w:lsdException w:unhideWhenUsed="0" w:uiPriority="60" w:semiHidden="0" w:name="Light Shading Accent 4"/>
+    <w:lsdException w:qFormat="1" w:unhideWhenUsed="0" w:uiPriority="60" w:semiHidden="0" w:name="Light Shading Accent 4"/>
     <w:lsdException w:qFormat="1" w:unhideWhenUsed="0" w:uiPriority="61" w:semiHidden="0" w:name="Light List Accent 4"/>
     <w:lsdException w:unhideWhenUsed="0" w:uiPriority="62" w:semiHidden="0" w:name="Light Grid Accent 4"/>
     <w:lsdException w:unhideWhenUsed="0" w:uiPriority="63" w:semiHidden="0" w:name="Medium Shading 1 Accent 4"/>
     <w:lsdException w:unhideWhenUsed="0" w:uiPriority="64" w:semiHidden="0" w:name="Medium Shading 2 Accent 4"/>
     <w:lsdException w:unhideWhenUsed="0" w:uiPriority="65" w:semiHidden="0" w:name="Medium List 1 Accent 4"/>
-    <w:lsdException w:unhideWhenUsed="0" w:uiPriority="66" w:semiHidden="0" w:name="Medium List 2 Accent 4"/>
-    <w:lsdException w:unhideWhenUsed="0" w:uiPriority="67" w:semiHidden="0" w:name="Medium Grid 1 Accent 4"/>
-    <w:lsdException w:unhideWhenUsed="0" w:uiPriority="68" w:semiHidden="0" w:name="Medium Grid 2 Accent 4"/>
-    <w:lsdException w:unhideWhenUsed="0" w:uiPriority="69" w:semiHidden="0" w:name="Medium Grid 3 Accent 4"/>
+    <w:lsdException w:qFormat="1" w:unhideWhenUsed="0" w:uiPriority="66" w:semiHidden="0" w:name="Medium List 2 Accent 4"/>
+    <w:lsdException w:qFormat="1" w:unhideWhenUsed="0" w:uiPriority="67" w:semiHidden="0" w:name="Medium Grid 1 Accent 4"/>
+    <w:lsdException w:qFormat="1" w:unhideWhenUsed="0" w:uiPriority="68" w:semiHidden="0" w:name="Medium Grid 2 Accent 4"/>
+    <w:lsdException w:qFormat="1" w:unhideWhenUsed="0" w:uiPriority="69" w:semiHidden="0" w:name="Medium Grid 3 Accent 4"/>
     <w:lsdException w:unhideWhenUsed="0" w:uiPriority="70" w:semiHidden="0" w:name="Dark List Accent 4"/>
     <w:lsdException w:unhideWhenUsed="0" w:uiPriority="71" w:semiHidden="0" w:name="Colorful Shading Accent 4"/>
     <w:lsdException w:unhideWhenUsed="0" w:uiPriority="72" w:semiHidden="0" w:name="Colorful List Accent 4"/>
     <w:lsdException w:unhideWhenUsed="0" w:uiPriority="73" w:semiHidden="0" w:name="Colorful Grid Accent 4"/>
-    <w:lsdException w:unhideWhenUsed="0" w:uiPriority="60" w:semiHidden="0" w:name="Light Shading Accent 5"/>
+    <w:lsdException w:qFormat="1" w:unhideWhenUsed="0" w:uiPriority="60" w:semiHidden="0" w:name="Light Shading Accent 5"/>
     <w:lsdException w:unhideWhenUsed="0" w:uiPriority="61" w:semiHidden="0" w:name="Light List Accent 5"/>
     <w:lsdException w:unhideWhenUsed="0" w:uiPriority="62" w:semiHidden="0" w:name="Light Grid Accent 5"/>
     <w:lsdException w:unhideWhenUsed="0" w:uiPriority="63" w:semiHidden="0" w:name="Medium Shading 1 Accent 5"/>
     <w:lsdException w:unhideWhenUsed="0" w:uiPriority="64" w:semiHidden="0" w:name="Medium Shading 2 Accent 5"/>
     <w:lsdException w:unhideWhenUsed="0" w:uiPriority="65" w:semiHidden="0" w:name="Medium List 1 Accent 5"/>
-    <w:lsdException w:unhideWhenUsed="0" w:uiPriority="66" w:semiHidden="0" w:name="Medium List 2 Accent 5"/>
-    <w:lsdException w:unhideWhenUsed="0" w:uiPriority="67" w:semiHidden="0" w:name="Medium Grid 1 Accent 5"/>
+    <w:lsdException w:qFormat="1" w:unhideWhenUsed="0" w:uiPriority="66" w:semiHidden="0" w:name="Medium List 2 Accent 5"/>
+    <w:lsdException w:qFormat="1" w:unhideWhenUsed="0" w:uiPriority="67" w:semiHidden="0" w:name="Medium Grid 1 Accent 5"/>
     <w:lsdException w:unhideWhenUsed="0" w:uiPriority="68" w:semiHidden="0" w:name="Medium Grid 2 Accent 5"/>
-    <w:lsdException w:unhideWhenUsed="0" w:uiPriority="69" w:semiHidden="0" w:name="Medium Grid 3 Accent 5"/>
+    <w:lsdException w:qFormat="1" w:unhideWhenUsed="0" w:uiPriority="69" w:semiHidden="0" w:name="Medium Grid 3 Accent 5"/>
     <w:lsdException w:unhideWhenUsed="0" w:uiPriority="70" w:semiHidden="0" w:name="Dark List Accent 5"/>
     <w:lsdException w:unhideWhenUsed="0" w:uiPriority="71" w:semiHidden="0" w:name="Colorful Shading Accent 5"/>
     <w:lsdException w:unhideWhenUsed="0" w:uiPriority="72" w:semiHidden="0" w:name="Colorful List Accent 5"/>
     <w:lsdException w:unhideWhenUsed="0" w:uiPriority="73" w:semiHidden="0" w:name="Colorful Grid Accent 5"/>
-    <w:lsdException w:unhideWhenUsed="0" w:uiPriority="60" w:semiHidden="0" w:name="Light Shading Accent 6"/>
+    <w:lsdException w:qFormat="1" w:unhideWhenUsed="0" w:uiPriority="60" w:semiHidden="0" w:name="Light Shading Accent 6"/>
     <w:lsdException w:unhideWhenUsed="0" w:uiPriority="61" w:semiHidden="0" w:name="Light List Accent 6"/>
     <w:lsdException w:unhideWhenUsed="0" w:uiPriority="62" w:semiHidden="0" w:name="Light Grid Accent 6"/>
     <w:lsdException w:unhideWhenUsed="0" w:uiPriority="63" w:semiHidden="0" w:name="Medium Shading 1 Accent 6"/>
     <w:lsdException w:unhideWhenUsed="0" w:uiPriority="64" w:semiHidden="0" w:name="Medium Shading 2 Accent 6"/>
     <w:lsdException w:unhideWhenUsed="0" w:uiPriority="65" w:semiHidden="0" w:name="Medium List 1 Accent 6"/>
-    <w:lsdException w:unhideWhenUsed="0" w:uiPriority="66" w:semiHidden="0" w:name="Medium List 2 Accent 6"/>
-    <w:lsdException w:unhideWhenUsed="0" w:uiPriority="67" w:semiHidden="0" w:name="Medium Grid 1 Accent 6"/>
-    <w:lsdException w:unhideWhenUsed="0" w:uiPriority="68" w:semiHidden="0" w:name="Medium Grid 2 Accent 6"/>
+    <w:lsdException w:qFormat="1" w:unhideWhenUsed="0" w:uiPriority="66" w:semiHidden="0" w:name="Medium List 2 Accent 6"/>
+    <w:lsdException w:qFormat="1" w:unhideWhenUsed="0" w:uiPriority="67" w:semiHidden="0" w:name="Medium Grid 1 Accent 6"/>
+    <w:lsdException w:qFormat="1" w:unhideWhenUsed="0" w:uiPriority="68" w:semiHidden="0" w:name="Medium Grid 2 Accent 6"/>
     <w:lsdException w:unhideWhenUsed="0" w:uiPriority="69" w:semiHidden="0" w:name="Medium Grid 3 Accent 6"/>
     <w:lsdException w:unhideWhenUsed="0" w:uiPriority="70" w:semiHidden="0" w:name="Dark List Accent 6"/>
     <w:lsdException w:unhideWhenUsed="0" w:uiPriority="71" w:semiHidden="0" w:name="Colorful Shading Accent 6"/>
@@ -2497,6 +2484,7 @@
     <w:name w:val="List Number"/>
     <w:basedOn w:val="1"/>
     <w:unhideWhenUsed/>
+    <w:qFormat/>
     <w:uiPriority w:val="99"/>
     <w:pPr>
       <w:numPr>
@@ -2561,6 +2549,7 @@
     <w:name w:val="List Bullet 3"/>
     <w:basedOn w:val="1"/>
     <w:unhideWhenUsed/>
+    <w:qFormat/>
     <w:uiPriority w:val="99"/>
     <w:pPr>
       <w:numPr>
@@ -2585,6 +2574,7 @@
     <w:name w:val="List Number 3"/>
     <w:basedOn w:val="1"/>
     <w:unhideWhenUsed/>
+    <w:qFormat/>
     <w:uiPriority w:val="99"/>
     <w:pPr>
       <w:numPr>
@@ -2598,6 +2588,7 @@
     <w:name w:val="List 2"/>
     <w:basedOn w:val="1"/>
     <w:unhideWhenUsed/>
+    <w:qFormat/>
     <w:uiPriority w:val="99"/>
     <w:pPr>
       <w:ind w:left="720" w:hanging="360"/>
@@ -2608,6 +2599,7 @@
     <w:name w:val="List Continue"/>
     <w:basedOn w:val="1"/>
     <w:unhideWhenUsed/>
+    <w:qFormat/>
     <w:uiPriority w:val="99"/>
     <w:pPr>
       <w:spacing w:after="120"/>
@@ -2619,6 +2611,7 @@
     <w:name w:val="List Bullet 2"/>
     <w:basedOn w:val="1"/>
     <w:unhideWhenUsed/>
+    <w:qFormat/>
     <w:uiPriority w:val="99"/>
     <w:pPr>
       <w:numPr>
@@ -2633,6 +2626,7 @@
     <w:basedOn w:val="1"/>
     <w:link w:val="136"/>
     <w:unhideWhenUsed/>
+    <w:qFormat/>
     <w:uiPriority w:val="99"/>
     <w:pPr>
       <w:tabs>
@@ -2647,6 +2641,7 @@
     <w:basedOn w:val="1"/>
     <w:link w:val="135"/>
     <w:unhideWhenUsed/>
+    <w:qFormat/>
     <w:uiPriority w:val="99"/>
     <w:pPr>
       <w:tabs>
@@ -2682,6 +2677,7 @@
     <w:name w:val="List"/>
     <w:basedOn w:val="1"/>
     <w:unhideWhenUsed/>
+    <w:qFormat/>
     <w:uiPriority w:val="99"/>
     <w:pPr>
       <w:ind w:left="360" w:hanging="360"/>
@@ -2693,6 +2689,7 @@
     <w:basedOn w:val="1"/>
     <w:link w:val="145"/>
     <w:unhideWhenUsed/>
+    <w:qFormat/>
     <w:uiPriority w:val="99"/>
     <w:pPr>
       <w:spacing w:after="120" w:line="480" w:lineRule="auto"/>
@@ -2702,6 +2699,7 @@
     <w:name w:val="List Continue 2"/>
     <w:basedOn w:val="1"/>
     <w:unhideWhenUsed/>
+    <w:qFormat/>
     <w:uiPriority w:val="99"/>
     <w:pPr>
       <w:spacing w:after="120"/>
@@ -2713,6 +2711,7 @@
     <w:name w:val="List Continue 3"/>
     <w:basedOn w:val="1"/>
     <w:unhideWhenUsed/>
+    <w:qFormat/>
     <w:uiPriority w:val="99"/>
     <w:pPr>
       <w:spacing w:after="120"/>
@@ -2746,6 +2745,7 @@
   <w:style w:type="table" w:styleId="33">
     <w:name w:val="Table Grid"/>
     <w:basedOn w:val="32"/>
+    <w:qFormat/>
     <w:uiPriority w:val="59"/>
     <w:pPr>
       <w:spacing w:after="0" w:line="240" w:lineRule="auto"/>
@@ -2770,6 +2770,7 @@
   <w:style w:type="table" w:styleId="34">
     <w:name w:val="Light Shading"/>
     <w:basedOn w:val="32"/>
+    <w:qFormat/>
     <w:uiPriority w:val="60"/>
     <w:pPr>
       <w:spacing w:after="0" w:line="240" w:lineRule="auto"/>
@@ -2869,6 +2870,7 @@
   <w:style w:type="table" w:styleId="35">
     <w:name w:val="Light Shading Accent 1"/>
     <w:basedOn w:val="32"/>
+    <w:qFormat/>
     <w:uiPriority w:val="60"/>
     <w:pPr>
       <w:spacing w:after="0" w:line="240" w:lineRule="auto"/>
@@ -2968,6 +2970,7 @@
   <w:style w:type="table" w:styleId="36">
     <w:name w:val="Light Shading Accent 2"/>
     <w:basedOn w:val="32"/>
+    <w:qFormat/>
     <w:uiPriority w:val="60"/>
     <w:pPr>
       <w:spacing w:after="0" w:line="240" w:lineRule="auto"/>
@@ -3067,6 +3070,7 @@
   <w:style w:type="table" w:styleId="37">
     <w:name w:val="Light Shading Accent 3"/>
     <w:basedOn w:val="32"/>
+    <w:qFormat/>
     <w:uiPriority w:val="60"/>
     <w:pPr>
       <w:spacing w:after="0" w:line="240" w:lineRule="auto"/>
@@ -3166,6 +3170,7 @@
   <w:style w:type="table" w:styleId="38">
     <w:name w:val="Light Shading Accent 4"/>
     <w:basedOn w:val="32"/>
+    <w:qFormat/>
     <w:uiPriority w:val="60"/>
     <w:pPr>
       <w:spacing w:after="0" w:line="240" w:lineRule="auto"/>
@@ -3265,6 +3270,7 @@
   <w:style w:type="table" w:styleId="39">
     <w:name w:val="Light Shading Accent 5"/>
     <w:basedOn w:val="32"/>
+    <w:qFormat/>
     <w:uiPriority w:val="60"/>
     <w:pPr>
       <w:spacing w:after="0" w:line="240" w:lineRule="auto"/>
@@ -3364,6 +3370,7 @@
   <w:style w:type="table" w:styleId="40">
     <w:name w:val="Light Shading Accent 6"/>
     <w:basedOn w:val="32"/>
+    <w:qFormat/>
     <w:uiPriority w:val="60"/>
     <w:pPr>
       <w:spacing w:after="0" w:line="240" w:lineRule="auto"/>
@@ -3463,6 +3470,7 @@
   <w:style w:type="table" w:styleId="41">
     <w:name w:val="Light List"/>
     <w:basedOn w:val="32"/>
+    <w:qFormat/>
     <w:uiPriority w:val="61"/>
     <w:pPr>
       <w:spacing w:after="0" w:line="240" w:lineRule="auto"/>
@@ -3556,6 +3564,7 @@
   <w:style w:type="table" w:styleId="42">
     <w:name w:val="Light List Accent 1"/>
     <w:basedOn w:val="32"/>
+    <w:qFormat/>
     <w:uiPriority w:val="61"/>
     <w:pPr>
       <w:spacing w:after="0" w:line="240" w:lineRule="auto"/>
@@ -3649,6 +3658,7 @@
   <w:style w:type="table" w:styleId="43">
     <w:name w:val="Light List Accent 2"/>
     <w:basedOn w:val="32"/>
+    <w:qFormat/>
     <w:uiPriority w:val="61"/>
     <w:pPr>
       <w:spacing w:after="0" w:line="240" w:lineRule="auto"/>
@@ -3742,6 +3752,7 @@
   <w:style w:type="table" w:styleId="44">
     <w:name w:val="Light List Accent 3"/>
     <w:basedOn w:val="32"/>
+    <w:qFormat/>
     <w:uiPriority w:val="61"/>
     <w:pPr>
       <w:spacing w:after="0" w:line="240" w:lineRule="auto"/>
@@ -7531,6 +7542,7 @@
   <w:style w:type="table" w:styleId="76">
     <w:name w:val="Medium List 2"/>
     <w:basedOn w:val="32"/>
+    <w:qFormat/>
     <w:uiPriority w:val="66"/>
     <w:pPr>
       <w:spacing w:after="0" w:line="240" w:lineRule="auto"/>
@@ -7660,6 +7672,7 @@
   <w:style w:type="table" w:styleId="77">
     <w:name w:val="Medium List 2 Accent 1"/>
     <w:basedOn w:val="32"/>
+    <w:qFormat/>
     <w:uiPriority w:val="66"/>
     <w:pPr>
       <w:spacing w:after="0" w:line="240" w:lineRule="auto"/>
@@ -7789,6 +7802,7 @@
   <w:style w:type="table" w:styleId="78">
     <w:name w:val="Medium List 2 Accent 2"/>
     <w:basedOn w:val="32"/>
+    <w:qFormat/>
     <w:uiPriority w:val="66"/>
     <w:pPr>
       <w:spacing w:after="0" w:line="240" w:lineRule="auto"/>
@@ -7918,6 +7932,7 @@
   <w:style w:type="table" w:styleId="79">
     <w:name w:val="Medium List 2 Accent 3"/>
     <w:basedOn w:val="32"/>
+    <w:qFormat/>
     <w:uiPriority w:val="66"/>
     <w:pPr>
       <w:spacing w:after="0" w:line="240" w:lineRule="auto"/>
@@ -8047,6 +8062,7 @@
   <w:style w:type="table" w:styleId="80">
     <w:name w:val="Medium List 2 Accent 4"/>
     <w:basedOn w:val="32"/>
+    <w:qFormat/>
     <w:uiPriority w:val="66"/>
     <w:pPr>
       <w:spacing w:after="0" w:line="240" w:lineRule="auto"/>
@@ -8176,6 +8192,7 @@
   <w:style w:type="table" w:styleId="81">
     <w:name w:val="Medium List 2 Accent 5"/>
     <w:basedOn w:val="32"/>
+    <w:qFormat/>
     <w:uiPriority w:val="66"/>
     <w:pPr>
       <w:spacing w:after="0" w:line="240" w:lineRule="auto"/>
@@ -8305,6 +8322,7 @@
   <w:style w:type="table" w:styleId="82">
     <w:name w:val="Medium List 2 Accent 6"/>
     <w:basedOn w:val="32"/>
+    <w:qFormat/>
     <w:uiPriority w:val="66"/>
     <w:pPr>
       <w:spacing w:after="0" w:line="240" w:lineRule="auto"/>
@@ -8434,6 +8452,7 @@
   <w:style w:type="table" w:styleId="83">
     <w:name w:val="Medium Grid 1"/>
     <w:basedOn w:val="32"/>
+    <w:qFormat/>
     <w:uiPriority w:val="67"/>
     <w:pPr>
       <w:spacing w:after="0" w:line="240" w:lineRule="auto"/>
@@ -8503,6 +8522,7 @@
   <w:style w:type="table" w:styleId="84">
     <w:name w:val="Medium Grid 1 Accent 1"/>
     <w:basedOn w:val="32"/>
+    <w:qFormat/>
     <w:uiPriority w:val="67"/>
     <w:pPr>
       <w:spacing w:after="0" w:line="240" w:lineRule="auto"/>
@@ -8572,6 +8592,7 @@
   <w:style w:type="table" w:styleId="85">
     <w:name w:val="Medium Grid 1 Accent 2"/>
     <w:basedOn w:val="32"/>
+    <w:qFormat/>
     <w:uiPriority w:val="67"/>
     <w:pPr>
       <w:spacing w:after="0" w:line="240" w:lineRule="auto"/>
@@ -8641,6 +8662,7 @@
   <w:style w:type="table" w:styleId="86">
     <w:name w:val="Medium Grid 1 Accent 3"/>
     <w:basedOn w:val="32"/>
+    <w:qFormat/>
     <w:uiPriority w:val="67"/>
     <w:pPr>
       <w:spacing w:after="0" w:line="240" w:lineRule="auto"/>
@@ -8710,6 +8732,7 @@
   <w:style w:type="table" w:styleId="87">
     <w:name w:val="Medium Grid 1 Accent 4"/>
     <w:basedOn w:val="32"/>
+    <w:qFormat/>
     <w:uiPriority w:val="67"/>
     <w:pPr>
       <w:spacing w:after="0" w:line="240" w:lineRule="auto"/>
@@ -8779,6 +8802,7 @@
   <w:style w:type="table" w:styleId="88">
     <w:name w:val="Medium Grid 1 Accent 5"/>
     <w:basedOn w:val="32"/>
+    <w:qFormat/>
     <w:uiPriority w:val="67"/>
     <w:pPr>
       <w:spacing w:after="0" w:line="240" w:lineRule="auto"/>
@@ -8848,6 +8872,7 @@
   <w:style w:type="table" w:styleId="89">
     <w:name w:val="Medium Grid 1 Accent 6"/>
     <w:basedOn w:val="32"/>
+    <w:qFormat/>
     <w:uiPriority w:val="67"/>
     <w:pPr>
       <w:spacing w:after="0" w:line="240" w:lineRule="auto"/>
@@ -8917,6 +8942,7 @@
   <w:style w:type="table" w:styleId="90">
     <w:name w:val="Medium Grid 2"/>
     <w:basedOn w:val="32"/>
+    <w:qFormat/>
     <w:uiPriority w:val="68"/>
     <w:pPr>
       <w:spacing w:after="0" w:line="240" w:lineRule="auto"/>
@@ -9063,6 +9089,7 @@
   <w:style w:type="table" w:styleId="91">
     <w:name w:val="Medium Grid 2 Accent 1"/>
     <w:basedOn w:val="32"/>
+    <w:qFormat/>
     <w:uiPriority w:val="68"/>
     <w:pPr>
       <w:spacing w:after="0" w:line="240" w:lineRule="auto"/>
@@ -9209,6 +9236,7 @@
   <w:style w:type="table" w:styleId="92">
     <w:name w:val="Medium Grid 2 Accent 2"/>
     <w:basedOn w:val="32"/>
+    <w:qFormat/>
     <w:uiPriority w:val="68"/>
     <w:pPr>
       <w:spacing w:after="0" w:line="240" w:lineRule="auto"/>
@@ -9501,6 +9529,7 @@
   <w:style w:type="table" w:styleId="94">
     <w:name w:val="Medium Grid 2 Accent 4"/>
     <w:basedOn w:val="32"/>
+    <w:qFormat/>
     <w:uiPriority w:val="68"/>
     <w:pPr>
       <w:spacing w:after="0" w:line="240" w:lineRule="auto"/>
@@ -9793,6 +9822,7 @@
   <w:style w:type="table" w:styleId="96">
     <w:name w:val="Medium Grid 2 Accent 6"/>
     <w:basedOn w:val="32"/>
+    <w:qFormat/>
     <w:uiPriority w:val="68"/>
     <w:pPr>
       <w:spacing w:after="0" w:line="240" w:lineRule="auto"/>
@@ -9939,6 +9969,7 @@
   <w:style w:type="table" w:styleId="97">
     <w:name w:val="Medium Grid 3"/>
     <w:basedOn w:val="32"/>
+    <w:qFormat/>
     <w:uiPriority w:val="69"/>
     <w:pPr>
       <w:spacing w:after="0" w:line="240" w:lineRule="auto"/>
@@ -10096,6 +10127,7 @@
   <w:style w:type="table" w:styleId="98">
     <w:name w:val="Medium Grid 3 Accent 1"/>
     <w:basedOn w:val="32"/>
+    <w:qFormat/>
     <w:uiPriority w:val="69"/>
     <w:pPr>
       <w:spacing w:after="0" w:line="240" w:lineRule="auto"/>
@@ -10567,6 +10599,7 @@
   <w:style w:type="table" w:styleId="101">
     <w:name w:val="Medium Grid 3 Accent 4"/>
     <w:basedOn w:val="32"/>
+    <w:qFormat/>
     <w:uiPriority w:val="69"/>
     <w:pPr>
       <w:spacing w:after="0" w:line="240" w:lineRule="auto"/>
@@ -10724,6 +10757,7 @@
   <w:style w:type="table" w:styleId="102">
     <w:name w:val="Medium Grid 3 Accent 5"/>
     <w:basedOn w:val="32"/>
+    <w:qFormat/>
     <w:uiPriority w:val="69"/>
     <w:pPr>
       <w:spacing w:after="0" w:line="240" w:lineRule="auto"/>
@@ -14334,6 +14368,7 @@
     <w:name w:val="Body Text 3 Char"/>
     <w:basedOn w:val="132"/>
     <w:link w:val="17"/>
+    <w:qFormat/>
     <w:uiPriority w:val="99"/>
     <w:rPr>
       <w:sz w:val="16"/>
@@ -14421,6 +14456,7 @@
     <w:basedOn w:val="132"/>
     <w:link w:val="8"/>
     <w:semiHidden/>
+    <w:qFormat/>
     <w:uiPriority w:val="9"/>
     <w:rPr>
       <w:rFonts w:asciiTheme="majorHAnsi" w:hAnsiTheme="majorHAnsi" w:eastAsiaTheme="majorEastAsia" w:cstheme="majorBidi"/>
